--- a/manuscript/tables/table3_external_baselines.docx
+++ b/manuscript/tables/table3_external_baselines.docx
@@ -634,7 +634,7 @@
           </w:tcPr>
           <w:p>
             <w:r>
-              <w:t>0.9598</w:t>
+              <w:t>0.9580 ± 0.0015</w:t>
             </w:r>
           </w:p>
         </w:tc>
@@ -644,7 +644,7 @@
           </w:tcPr>
           <w:p>
             <w:r>
-              <w:t>primary_seed</w:t>
+              <w:t>3seed_mean</w:t>
             </w:r>
           </w:p>
         </w:tc>
@@ -702,7 +702,7 @@
           </w:tcPr>
           <w:p>
             <w:r>
-              <w:t>0.9609</w:t>
+              <w:t>0.9599 ± 0.0018</w:t>
             </w:r>
           </w:p>
         </w:tc>
@@ -712,7 +712,7 @@
           </w:tcPr>
           <w:p>
             <w:r>
-              <w:t>primary_seed</w:t>
+              <w:t>3seed_mean</w:t>
             </w:r>
           </w:p>
         </w:tc>
@@ -1254,7 +1254,7 @@
           </w:tcPr>
           <w:p>
             <w:r>
-              <w:t>0.8479</w:t>
+              <w:t>0.8421 ± 0.0055</w:t>
             </w:r>
           </w:p>
         </w:tc>
@@ -1264,7 +1264,7 @@
           </w:tcPr>
           <w:p>
             <w:r>
-              <w:t>primary_seed</w:t>
+              <w:t>3seed_mean</w:t>
             </w:r>
           </w:p>
         </w:tc>
@@ -1322,7 +1322,7 @@
           </w:tcPr>
           <w:p>
             <w:r>
-              <w:t>0.8396</w:t>
+              <w:t>0.8425 ± 0.0081</w:t>
             </w:r>
           </w:p>
         </w:tc>
@@ -1332,7 +1332,7 @@
           </w:tcPr>
           <w:p>
             <w:r>
-              <w:t>primary_seed</w:t>
+              <w:t>3seed_mean</w:t>
             </w:r>
           </w:p>
         </w:tc>
@@ -1874,7 +1874,7 @@
           </w:tcPr>
           <w:p>
             <w:r>
-              <w:t>0.7882</w:t>
+              <w:t>0.7943 ± 0.0168</w:t>
             </w:r>
           </w:p>
         </w:tc>
@@ -1884,7 +1884,7 @@
           </w:tcPr>
           <w:p>
             <w:r>
-              <w:t>primary_seed</w:t>
+              <w:t>3seed_mean</w:t>
             </w:r>
           </w:p>
         </w:tc>
@@ -1942,7 +1942,7 @@
           </w:tcPr>
           <w:p>
             <w:r>
-              <w:t>0.8184</w:t>
+              <w:t>0.8196 ± 0.0011</w:t>
             </w:r>
           </w:p>
         </w:tc>
@@ -1952,7 +1952,7 @@
           </w:tcPr>
           <w:p>
             <w:r>
-              <w:t>primary_seed</w:t>
+              <w:t>3seed_mean</w:t>
             </w:r>
           </w:p>
         </w:tc>

--- a/manuscript/tables/table3_external_baselines.docx
+++ b/manuscript/tables/table3_external_baselines.docx
@@ -1738,7 +1738,7 @@
           </w:tcPr>
           <w:p>
             <w:r>
-              <w:t>0.4345 ± 0.0168</w:t>
+              <w:t>0.3996 ± 0.0335</w:t>
             </w:r>
           </w:p>
         </w:tc>
@@ -1874,7 +1874,7 @@
           </w:tcPr>
           <w:p>
             <w:r>
-              <w:t>0.7943 ± 0.0168</w:t>
+              <w:t>0.7962 ± 0.0152</w:t>
             </w:r>
           </w:p>
         </w:tc>
@@ -1942,7 +1942,7 @@
           </w:tcPr>
           <w:p>
             <w:r>
-              <w:t>0.8196 ± 0.0011</w:t>
+              <w:t>0.8193 ± 0.0010</w:t>
             </w:r>
           </w:p>
         </w:tc>

--- a/manuscript/tables/table3_external_baselines.docx
+++ b/manuscript/tables/table3_external_baselines.docx
@@ -1372,7 +1372,7 @@
           </w:tcPr>
           <w:p>
             <w:r>
-              <w:t>2.8753</w:t>
+              <w:t>2.8726</w:t>
             </w:r>
           </w:p>
         </w:tc>
@@ -1382,7 +1382,7 @@
           </w:tcPr>
           <w:p>
             <w:r>
-              <w:t>4.8603</w:t>
+              <w:t>4.8368</w:t>
             </w:r>
           </w:p>
         </w:tc>
@@ -1392,7 +1392,7 @@
           </w:tcPr>
           <w:p>
             <w:r>
-              <w:t>0.7986 ± 0.0000 [SUSPECT]</w:t>
+              <w:t>0.7961 ± 0.0000</w:t>
             </w:r>
           </w:p>
         </w:tc>
@@ -1442,7 +1442,7 @@
           </w:tcPr>
           <w:p>
             <w:r>
-              <w:t>2.8527</w:t>
+              <w:t>2.8533</w:t>
             </w:r>
           </w:p>
         </w:tc>
@@ -1452,7 +1452,7 @@
           </w:tcPr>
           <w:p>
             <w:r>
-              <w:t>4.7038</w:t>
+              <w:t>4.7023</w:t>
             </w:r>
           </w:p>
         </w:tc>
@@ -1462,7 +1462,7 @@
           </w:tcPr>
           <w:p>
             <w:r>
-              <w:t>0.8114 ± 0.0000 [SUSPECT]</w:t>
+              <w:t>0.8073 ± 0.0000</w:t>
             </w:r>
           </w:p>
         </w:tc>
@@ -1512,7 +1512,7 @@
           </w:tcPr>
           <w:p>
             <w:r>
-              <w:t>3.0147</w:t>
+              <w:t>3.6147</w:t>
             </w:r>
           </w:p>
         </w:tc>
@@ -1522,7 +1522,7 @@
           </w:tcPr>
           <w:p>
             <w:r>
-              <w:t>4.7688</w:t>
+              <w:t>6.0993</w:t>
             </w:r>
           </w:p>
         </w:tc>
@@ -1532,7 +1532,7 @@
           </w:tcPr>
           <w:p>
             <w:r>
-              <w:t>0.8061 ± 0.0000 [SUSPECT]</w:t>
+              <w:t>0.6758 ± 0.0000</w:t>
             </w:r>
           </w:p>
         </w:tc>
@@ -1582,7 +1582,7 @@
           </w:tcPr>
           <w:p>
             <w:r>
-              <w:t>2.8801</w:t>
+              <w:t>2.8771</w:t>
             </w:r>
           </w:p>
         </w:tc>
@@ -1592,7 +1592,7 @@
           </w:tcPr>
           <w:p>
             <w:r>
-              <w:t>4.8551</w:t>
+              <w:t>4.8316</w:t>
             </w:r>
           </w:p>
         </w:tc>
@@ -1602,7 +1602,7 @@
           </w:tcPr>
           <w:p>
             <w:r>
-              <w:t>0.7990 ± 0.0000 [SUSPECT]</w:t>
+              <w:t>0.7965 ± 0.0000</w:t>
             </w:r>
           </w:p>
         </w:tc>
